--- a/atelier/atelier_195 (1).docx
+++ b/atelier/atelier_195 (1).docx
@@ -474,7 +474,7 @@
                 <w:b w:val="false"/>
                 <w:bCs w:val="false"/>
               </w:rPr>
-              <w:t xml:space="preserve">Process d’urgence et rôles (#191, #194)</w:t>
+              <w:t xml:space="preserve">Process d’urgence et rôles</w:t>
             </w:r>
           </w:p>
         </w:tc>
@@ -493,7 +493,7 @@
         <w:spacing w:after="120"/>
       </w:pPr>
       <w:r>
-        <w:t xml:space="preserve">Le process d’urgence (#191) prévoit le revert comme option, et borne le délai à 2h. Pour clore S03 et garantir un recovery time maîtrisé même dans les pires cas, on explore l’automatisation : un revert AUTOMATIQUE si le pipeline reste rouge après un délai (par exemple 2h). L’idée : si personne n’a réussi à corriger ou revert manuellement dans le délai, le système annule automatiquement le changement fautif pour ramener la branche au vert — quitte à analyser ensuite au calme. C’est un filet de sécurité ultime : il garantit qu’un rouge ne dépasse jamais le délai, même si tout le monde est indisponible (la nuit, cf. #194). Le sujet de cet atelier est d’explorer cette mise en place, avec ses précautions — car un revert automatique est puissant mais doit être maîtrisé. Fidèle à la doctrine : l’automatisation exécute une décision déjà cadrée par l’humain, jamais un jugement autonome.</w:t>
+        <w:t xml:space="preserve">Le process d’urgence prévoit le revert comme option, et borne le délai à 2h. Pour clore S03 et garantir un recovery time maîtrisé même dans les pires cas, on explore l’automatisation : un revert AUTOMATIQUE si le pipeline reste rouge après un délai (par exemple 2h). L’idée : si personne n’a réussi à corriger ou revert manuellement dans le délai, le système annule automatiquement le changement fautif pour ramener la branche au vert — quitte à analyser ensuite au calme. C’est un filet de sécurité ultime : il garantit qu’un rouge ne dépasse jamais le délai, même si tout le monde est indisponible (la nuit, cf.). Le sujet de cet atelier est d’explorer cette mise en place, avec ses précautions — car un revert automatique est puissant mais doit être maîtrisé. Fidèle à la doctrine : l’automatisation exécute une décision déjà cadrée par l’humain, jamais un jugement autonome.</w:t>
       </w:r>
     </w:p>
     <w:tbl>
@@ -583,7 +583,7 @@
         <w:spacing w:after="80"/>
       </w:pPr>
       <w:r>
-        <w:t xml:space="preserve">Il protège particulièrement les heures non ouvrées : un rouge la nuit (cf. #194) sans personne pour agir resterait rouge jusqu’au matin — sauf si le revert auto le traite. L’automatisation couvre les moments où l’humain n’est pas là. C’est là qu’il apporte le plus.</w:t>
+        <w:t xml:space="preserve">Il protège particulièrement les heures non ouvrées : un rouge la nuit (cf.) sans personne pour agir resterait rouge jusqu’au matin — sauf si le revert auto le traite. L’automatisation couvre les moments où l’humain n’est pas là. C’est là qu’il apporte le plus.</w:t>
       </w:r>
     </w:p>
     <w:p>
@@ -961,7 +961,7 @@
         <w:spacing w:after="120"/>
       </w:pPr>
       <w:r>
-        <w:t xml:space="preserve">Avec le revert automatique, la question S03 est complète : rejouer un incident (#190), process d’urgence (#191), logs lisibles (#192), playbook des causes (#193), rôles hors heures (#194), revert automatique (#195). Le recovery time est réduit et borné par tous ces leviers. S03 (délai/méthode) complète S01 (priorité) : la squad traite le rouge comme prioritaire ET le résout vite. Le MTTR mesuré en S01-184 est le fil commun. Reste S04 (séries d’échecs) pour clore l’axe Stabilité. NOTE : la fusion S01/S03 suggérée par le coach reste à arbitrer au niveau du moteur.</w:t>
+        <w:t xml:space="preserve">Avec le revert automatique, la question S03 est complète : rejouer un incident, process d’urgence, logs lisibles, playbook des causes, rôles hors heures, revert automatique. Le recovery time est réduit et borné par tous ces leviers. S03 (délai/méthode) complète S01 (priorité) : la squad traite le rouge comme prioritaire ET le résout vite. Le MTTR mesuré en S01-184 est le fil commun. Reste S04 (séries d’échecs) pour clore l’axe Stabilité. NOTE : la fusion S01/S03 suggérée par le coach reste à arbitrer au niveau du moteur.</w:t>
       </w:r>
     </w:p>
     <w:p>
